--- a/atari_breakout_rl/report/基于DQN的Breakout智能体课程报告.docx
+++ b/atari_breakout_rl/report/基于DQN的Breakout智能体课程报告.docx
@@ -113,7 +113,7 @@
           <w:color w:val="000000"/>
           <w:sz w:val="23"/>
         </w:rPr>
-        <w:t>学生姓名  ____________________</w:t>
+        <w:t>专业班级  硕2605班</w:t>
       </w:r>
     </w:p>
     <w:p>
@@ -128,7 +128,37 @@
           <w:color w:val="000000"/>
           <w:sz w:val="23"/>
         </w:rPr>
-        <w:t>学号  ____________________</w:t>
+        <w:t>学号  M202674292</w:t>
+      </w:r>
+    </w:p>
+    <w:p>
+      <w:pPr>
+        <w:spacing w:after="180"/>
+        <w:jc w:val="center"/>
+      </w:pPr>
+      <w:r>
+        <w:rPr>
+          <w:rFonts w:ascii="Arial Unicode MS" w:hAnsi="Arial Unicode MS" w:eastAsia="Arial Unicode MS" w:cs="Arial Unicode MS"/>
+          <w:b w:val="0"/>
+          <w:color w:val="000000"/>
+          <w:sz w:val="23"/>
+        </w:rPr>
+        <w:t>学生姓名  赵恒升</w:t>
+      </w:r>
+    </w:p>
+    <w:p>
+      <w:pPr>
+        <w:spacing w:after="180"/>
+        <w:jc w:val="center"/>
+      </w:pPr>
+      <w:r>
+        <w:rPr>
+          <w:rFonts w:ascii="Arial Unicode MS" w:hAnsi="Arial Unicode MS" w:eastAsia="Arial Unicode MS" w:cs="Arial Unicode MS"/>
+          <w:b w:val="0"/>
+          <w:color w:val="000000"/>
+          <w:sz w:val="23"/>
+        </w:rPr>
+        <w:t>指导教师  何琨</w:t>
       </w:r>
     </w:p>
     <w:p>
@@ -1059,6 +1089,64 @@
     </w:p>
     <w:p>
       <w:pPr>
+        <w:keepNext/>
+        <w:spacing w:before="80" w:after="0"/>
+        <w:jc w:val="center"/>
+      </w:pPr>
+      <w:r>
+        <w:drawing>
+          <wp:inline xmlns:a="http://schemas.openxmlformats.org/drawingml/2006/main" xmlns:pic="http://schemas.openxmlformats.org/drawingml/2006/picture">
+            <wp:extent cx="5760720" cy="3901193"/>
+            <wp:docPr id="101" name="game_live.png" descr="图2  Breakout网页实际运行界面：种子42000、得分20、剩余5条生命"/>
+            <wp:cNvGraphicFramePr>
+              <a:graphicFrameLocks noChangeAspect="1"/>
+            </wp:cNvGraphicFramePr>
+            <a:graphic>
+              <a:graphicData uri="http://schemas.openxmlformats.org/drawingml/2006/picture">
+                <pic:pic>
+                  <pic:nvPicPr>
+                    <pic:cNvPr id="101" name="game_live.png" descr="图2  Breakout网页实际运行界面：种子42000、得分20、剩余5条生命"/>
+                    <pic:cNvPicPr/>
+                  </pic:nvPicPr>
+                  <pic:blipFill>
+                    <a:blip r:embed="rIdReportGame"/>
+                    <a:stretch>
+                      <a:fillRect/>
+                    </a:stretch>
+                  </pic:blipFill>
+                  <pic:spPr>
+                    <a:xfrm>
+                      <a:off x="0" y="0"/>
+                      <a:ext cx="5760720" cy="3901193"/>
+                    </a:xfrm>
+                    <a:prstGeom prst="rect"/>
+                  </pic:spPr>
+                </pic:pic>
+              </a:graphicData>
+            </a:graphic>
+          </wp:inline>
+        </w:drawing>
+      </w:r>
+    </w:p>
+    <w:p>
+      <w:pPr>
+        <w:pStyle w:val="Caption"/>
+        <w:keepNext w:val="0"/>
+        <w:spacing w:before="60" w:after="140"/>
+        <w:jc w:val="center"/>
+      </w:pPr>
+      <w:r>
+        <w:rPr>
+          <w:rFonts w:ascii="Arial Unicode MS" w:hAnsi="Arial Unicode MS" w:eastAsia="Arial Unicode MS" w:cs="Arial Unicode MS"/>
+          <w:b w:val="0"/>
+          <w:color w:val="666666"/>
+          <w:sz w:val="18"/>
+        </w:rPr>
+        <w:t>图2  Breakout网页实际运行界面：种子42000、得分20、剩余5条生命</w:t>
+      </w:r>
+    </w:p>
+    <w:p>
+      <w:pPr>
         <w:pStyle w:val="Heading2"/>
       </w:pPr>
       <w:r>
@@ -1751,7 +1839,7 @@
           <w:color w:val="000000"/>
           <w:sz w:val="21"/>
         </w:rPr>
-        <w:t>原始观测为210乘160的RGB图像。预处理先让同一动作重复4个物理帧并对首尾帧做最大池化，再执行灰度化和84乘84缩放，最后堆叠最近4个观测。动作重复降低决策频率，帧堆叠为网络提供短期运动线索，两者承担不同作用。训练、评估、录像和展示均调用同一环境工厂，避免出现输入分布不一致。</w:t>
+        <w:t>原始观测为210乘160的RGB图像。预处理先让同一动作重复4个物理帧并对实际产生的最后两帧做最大池化，再执行灰度化和84乘84缩放，最后堆叠最近4个观测。动作重复降低决策频率，帧堆叠为网络提供短期运动线索，两者承担不同作用。训练、评估、录像和展示均调用同一环境工厂，避免出现输入分布不一致。</w:t>
       </w:r>
     </w:p>
     <w:p>
@@ -1763,7 +1851,7 @@
       <w:r>
         <w:drawing>
           <wp:inline xmlns:a="http://schemas.openxmlformats.org/drawingml/2006/main" xmlns:pic="http://schemas.openxmlformats.org/drawingml/2006/picture">
-            <wp:extent cx="4389120" cy="2031587"/>
+            <wp:extent cx="5760720" cy="1901038"/>
             <wp:docPr id="3" name="Picture 3"/>
             <wp:cNvGraphicFramePr>
               <a:graphicFrameLocks noChangeAspect="1"/>
@@ -1784,7 +1872,7 @@
                   <pic:spPr>
                     <a:xfrm>
                       <a:off x="0" y="0"/>
-                      <a:ext cx="4389120" cy="2031587"/>
+                      <a:ext cx="5760720" cy="1901038"/>
                     </a:xfrm>
                     <a:prstGeom prst="rect"/>
                   </pic:spPr>
@@ -1809,7 +1897,7 @@
           <w:color w:val="666666"/>
           <w:sz w:val="18"/>
         </w:rPr>
-        <w:t>图2  连续画面中的小球位移为网络提供运动方向线索</w:t>
+        <w:t>图3  共享环境工厂中的真实RGB、最大池化结果与四帧灰度输入</w:t>
       </w:r>
     </w:p>
     <w:p>
@@ -2217,7 +2305,7 @@
           <w:color w:val="666666"/>
           <w:sz w:val="18"/>
         </w:rPr>
-        <w:t>图3  训练 评估 选模与模型保存构成完整工程流程</w:t>
+        <w:t>图4  训练 评估 选模与模型保存构成完整工程流程</w:t>
       </w:r>
     </w:p>
     <w:p>
@@ -4310,6 +4398,120 @@
     </w:p>
     <w:p>
       <w:pPr>
+        <w:pStyle w:val="Heading2"/>
+      </w:pPr>
+      <w:r>
+        <w:t>探索率与损失日志诊断</w:t>
+      </w:r>
+    </w:p>
+    <w:p>
+      <w:pPr>
+        <w:spacing w:after="100" w:line="348" w:lineRule="auto"/>
+        <w:ind w:firstLine="420"/>
+        <w:jc w:val="both"/>
+      </w:pPr>
+      <w:r>
+        <w:rPr>
+          <w:rFonts w:ascii="Arial Unicode MS" w:hAnsi="Arial Unicode MS" w:eastAsia="Arial Unicode MS" w:cs="Arial Unicode MS"/>
+          <w:b w:val="0"/>
+          <w:color w:val="000000"/>
+          <w:sz w:val="21"/>
+        </w:rPr>
+        <w:t>补充图直接读取基础训练和低学习率续训的progress.csv。损失缺失值不插值，平滑曲线采用相邻20个有效日志点的滚动中位数；日志间隔不完全一致，因此该窗口不代表固定的决策步数。预热期间尚未更新参数，损失曲线保留为空白。</w:t>
+      </w:r>
+    </w:p>
+    <w:p>
+      <w:pPr>
+        <w:spacing w:after="100" w:line="348" w:lineRule="auto"/>
+        <w:ind w:firstLine="420"/>
+        <w:jc w:val="both"/>
+      </w:pPr>
+      <w:r>
+        <w:rPr>
+          <w:rFonts w:ascii="Arial Unicode MS" w:hAnsi="Arial Unicode MS" w:eastAsia="Arial Unicode MS" w:cs="Arial Unicode MS"/>
+          <w:b w:val="0"/>
+          <w:color w:val="000000"/>
+          <w:sz w:val="21"/>
+        </w:rPr>
+        <w:t>基础训练的探索率在300k降至0.05，对应开发均分173.55；350k为174.00。此后探索率保持不变，400k和450k的开发均分仍分别回落至70.20与68.10，说明后期回退不能仅用探索率继续下降解释。续训探索率缓慢下降，最佳结果却出现在25k，探索安排与策略得分之间同样没有简单的单调关系。</w:t>
+      </w:r>
+    </w:p>
+    <w:p>
+      <w:pPr>
+        <w:spacing w:after="100" w:line="348" w:lineRule="auto"/>
+        <w:ind w:firstLine="420"/>
+        <w:jc w:val="both"/>
+      </w:pPr>
+      <w:r>
+        <w:rPr>
+          <w:rFonts w:ascii="Arial Unicode MS" w:hAnsi="Arial Unicode MS" w:eastAsia="Arial Unicode MS" w:cs="Arial Unicode MS"/>
+          <w:b w:val="0"/>
+          <w:color w:val="000000"/>
+          <w:sz w:val="21"/>
+        </w:rPr>
+        <w:t>基础训练20k至100k的损失日志点中位数约为0.000425，400k至500k约为0.0402。早期较小的拟合误差并未对应较强控制能力。回放样本与TD目标会随策略变化，损失需要结合经验分布理解；模型选择应依据独立开发得分，日志不足以单独确定回退原因。</w:t>
+      </w:r>
+    </w:p>
+    <w:p>
+      <w:pPr>
+        <w:keepNext/>
+        <w:spacing w:before="80" w:after="0"/>
+        <w:jc w:val="center"/>
+      </w:pPr>
+      <w:r>
+        <w:drawing>
+          <wp:inline xmlns:a="http://schemas.openxmlformats.org/drawingml/2006/main" xmlns:pic="http://schemas.openxmlformats.org/drawingml/2006/picture">
+            <wp:extent cx="5760720" cy="3802075"/>
+            <wp:docPr id="103" name="training_diagnostics.png" descr="图5  探索率与损失日志诊断：红虚线标记开发最佳节点"/>
+            <wp:cNvGraphicFramePr>
+              <a:graphicFrameLocks noChangeAspect="1"/>
+            </wp:cNvGraphicFramePr>
+            <a:graphic>
+              <a:graphicData uri="http://schemas.openxmlformats.org/drawingml/2006/picture">
+                <pic:pic>
+                  <pic:nvPicPr>
+                    <pic:cNvPr id="103" name="training_diagnostics.png" descr="图5  探索率与损失日志诊断：红虚线标记开发最佳节点"/>
+                    <pic:cNvPicPr/>
+                  </pic:nvPicPr>
+                  <pic:blipFill>
+                    <a:blip r:embed="rIdReportDiagnostics"/>
+                    <a:stretch>
+                      <a:fillRect/>
+                    </a:stretch>
+                  </pic:blipFill>
+                  <pic:spPr>
+                    <a:xfrm>
+                      <a:off x="0" y="0"/>
+                      <a:ext cx="5760720" cy="3802075"/>
+                    </a:xfrm>
+                    <a:prstGeom prst="rect"/>
+                  </pic:spPr>
+                </pic:pic>
+              </a:graphicData>
+            </a:graphic>
+          </wp:inline>
+        </w:drawing>
+      </w:r>
+    </w:p>
+    <w:p>
+      <w:pPr>
+        <w:pStyle w:val="Caption"/>
+        <w:keepNext w:val="0"/>
+        <w:spacing w:before="60" w:after="140"/>
+        <w:jc w:val="center"/>
+      </w:pPr>
+      <w:r>
+        <w:rPr>
+          <w:rFonts w:ascii="Arial Unicode MS" w:hAnsi="Arial Unicode MS" w:eastAsia="Arial Unicode MS" w:cs="Arial Unicode MS"/>
+          <w:b w:val="0"/>
+          <w:color w:val="666666"/>
+          <w:sz w:val="18"/>
+        </w:rPr>
+        <w:t>图5  探索率与损失日志诊断：红虚线标记开发最佳节点</w:t>
+      </w:r>
+    </w:p>
+    <w:p>
+      <w:pPr>
         <w:pStyle w:val="Heading1"/>
       </w:pPr>
       <w:r>
@@ -5249,7 +5451,7 @@
       <w:r>
         <w:drawing>
           <wp:inline xmlns:a="http://schemas.openxmlformats.org/drawingml/2006/main" xmlns:pic="http://schemas.openxmlformats.org/drawingml/2006/picture">
-            <wp:extent cx="5760720" cy="3219226"/>
+            <wp:extent cx="5760720" cy="3744468"/>
             <wp:docPr id="8" name="Picture 8"/>
             <wp:cNvGraphicFramePr>
               <a:graphicFrameLocks noChangeAspect="1"/>
@@ -5270,7 +5472,7 @@
                   <pic:spPr>
                     <a:xfrm>
                       <a:off x="0" y="0"/>
-                      <a:ext cx="5760720" cy="3219226"/>
+                      <a:ext cx="5760720" cy="3744468"/>
                     </a:xfrm>
                     <a:prstGeom prst="rect"/>
                   </pic:spPr>
@@ -5295,7 +5497,7 @@
           <w:color w:val="666666"/>
           <w:sz w:val="18"/>
         </w:rPr>
-        <w:t>图4  四个训练阶段的开发集最佳均分与结束均分</w:t>
+        <w:t>图6  四阶段实际训练回合奖励与开发评估曲线（星号为最佳节点）</w:t>
       </w:r>
     </w:p>
     <w:p>
@@ -5347,7 +5549,7 @@
       <w:r>
         <w:drawing>
           <wp:inline xmlns:a="http://schemas.openxmlformats.org/drawingml/2006/main" xmlns:pic="http://schemas.openxmlformats.org/drawingml/2006/picture">
-            <wp:extent cx="5623560" cy="2849270"/>
+            <wp:extent cx="5760720" cy="2649931"/>
             <wp:docPr id="9" name="Picture 9"/>
             <wp:cNvGraphicFramePr>
               <a:graphicFrameLocks noChangeAspect="1"/>
@@ -5368,7 +5570,7 @@
                   <pic:spPr>
                     <a:xfrm>
                       <a:off x="0" y="0"/>
-                      <a:ext cx="5623560" cy="2849270"/>
+                      <a:ext cx="5760720" cy="2649931"/>
                     </a:xfrm>
                     <a:prstGeom prst="rect"/>
                   </pic:spPr>
@@ -5393,7 +5595,7 @@
           <w:color w:val="666666"/>
           <w:sz w:val="18"/>
         </w:rPr>
-        <w:t>图5  同一组30个开发种子上的候选模型复测</w:t>
+        <w:t>图7  同一组30个开发种子的真实配对得分与分布</w:t>
       </w:r>
     </w:p>
     <w:p>
@@ -5409,7 +5611,586 @@
           <w:color w:val="000000"/>
           <w:sz w:val="21"/>
         </w:rPr>
-        <w:t>在42000至42029的30个开发种子上，推荐模型的均分为260.27，中位数为257.00；上一轮最终模型的均分为122.40。相同种子下的均分提高137.87，约为上一轮模型的2.13倍。这个结果支持选用低学习率续训阶段的最佳检查点，而不是使用上一轮训练终点。由于该复测仍用于模型选择，它不能代替最终留出测试。</w:t>
+        <w:t>在42000至42029的30个开发种子上，本次固定已有权重并重新运行CPU贪心推理。推荐最佳模型的均分为260.27、中位数为257.00，续训最终模型的均分为122.40、中位数为101.50，与原记录的均分一致。最佳模型在28/30局胜出，平均配对差为137.87分。图7直接使用逐局实测分数，原始评估CSV保存在results/evaluation/report_best_30及report_final_30，配对表保存在report/data/paired_scores.csv。这些种子仍属于开发数据，不能代替最终留出测试。</w:t>
+      </w:r>
+    </w:p>
+    <w:p>
+      <w:pPr>
+        <w:pStyle w:val="Heading2"/>
+      </w:pPr>
+      <w:r>
+        <w:t>低分风险与配对差</w:t>
+      </w:r>
+    </w:p>
+    <w:p>
+      <w:pPr>
+        <w:spacing w:after="100" w:line="348" w:lineRule="auto"/>
+        <w:ind w:firstLine="420"/>
+        <w:jc w:val="both"/>
+      </w:pPr>
+      <w:r>
+        <w:rPr>
+          <w:rFonts w:ascii="Arial Unicode MS" w:hAnsi="Arial Unicode MS" w:eastAsia="Arial Unicode MS" w:cs="Arial Unicode MS"/>
+          <w:b w:val="0"/>
+          <w:color w:val="000000"/>
+          <w:sz w:val="21"/>
+        </w:rPr>
+        <w:t>在相同30个开发种子上，最佳模型低于50分的局数为1/30（3.33%），续训最终模型为9/30（30.00%），相差26.67个百分点。第25百分位得分分别为210.00和36.75，说明提升也体现在低分尾部。50分是描述性比较阈值，不是环境终止条件；分位数采用线性插值。</w:t>
+      </w:r>
+    </w:p>
+    <w:tbl>
+      <w:tblPr>
+        <w:tblW w:w="9242" w:type="dxa"/>
+        <w:tblBorders>
+          <w:top w:val="single" w:sz="4" w:color="CCD5DF"/>
+          <w:bottom w:val="single" w:sz="4" w:color="CCD5DF"/>
+          <w:insideH w:val="single" w:sz="4" w:color="CCD5DF"/>
+        </w:tblBorders>
+      </w:tblPr>
+      <w:tblGrid>
+        <w:gridCol w:w="4242"/>
+        <w:gridCol w:w="2500"/>
+        <w:gridCol w:w="2500"/>
+      </w:tblGrid>
+      <w:tr>
+        <w:tc>
+          <w:p>
+            <w:pPr>
+              <w:jc w:val="both"/>
+            </w:pPr>
+            <w:r>
+              <w:rPr>
+                <w:rFonts w:ascii="Arial Unicode MS" w:hAnsi="Arial Unicode MS" w:eastAsia="Arial Unicode MS" w:cs="Arial Unicode MS"/>
+                <w:b w:val="0"/>
+                <w:color w:val="000000"/>
+                <w:sz w:val="21"/>
+              </w:rPr>
+              <w:t>指标</w:t>
+            </w:r>
+          </w:p>
+        </w:tc>
+        <w:tc>
+          <w:p>
+            <w:pPr>
+              <w:jc w:val="both"/>
+            </w:pPr>
+            <w:r>
+              <w:rPr>
+                <w:rFonts w:ascii="Arial Unicode MS" w:hAnsi="Arial Unicode MS" w:eastAsia="Arial Unicode MS" w:cs="Arial Unicode MS"/>
+                <w:b w:val="0"/>
+                <w:color w:val="000000"/>
+                <w:sz w:val="21"/>
+              </w:rPr>
+              <w:t>推荐最佳模型</w:t>
+            </w:r>
+          </w:p>
+        </w:tc>
+        <w:tc>
+          <w:p>
+            <w:pPr>
+              <w:jc w:val="both"/>
+            </w:pPr>
+            <w:r>
+              <w:rPr>
+                <w:rFonts w:ascii="Arial Unicode MS" w:hAnsi="Arial Unicode MS" w:eastAsia="Arial Unicode MS" w:cs="Arial Unicode MS"/>
+                <w:b w:val="0"/>
+                <w:color w:val="000000"/>
+                <w:sz w:val="21"/>
+              </w:rPr>
+              <w:t>续训最终模型</w:t>
+            </w:r>
+          </w:p>
+        </w:tc>
+      </w:tr>
+      <w:tr>
+        <w:tc>
+          <w:p>
+            <w:pPr>
+              <w:jc w:val="both"/>
+            </w:pPr>
+            <w:r>
+              <w:rPr>
+                <w:rFonts w:ascii="Arial Unicode MS" w:hAnsi="Arial Unicode MS" w:eastAsia="Arial Unicode MS" w:cs="Arial Unicode MS"/>
+                <w:b w:val="0"/>
+                <w:color w:val="000000"/>
+                <w:sz w:val="21"/>
+              </w:rPr>
+              <w:t>得分标准差（总体形式）</w:t>
+            </w:r>
+          </w:p>
+        </w:tc>
+        <w:tc>
+          <w:p>
+            <w:pPr>
+              <w:jc w:val="both"/>
+            </w:pPr>
+            <w:r>
+              <w:rPr>
+                <w:rFonts w:ascii="Arial Unicode MS" w:hAnsi="Arial Unicode MS" w:eastAsia="Arial Unicode MS" w:cs="Arial Unicode MS"/>
+                <w:b w:val="0"/>
+                <w:color w:val="000000"/>
+                <w:sz w:val="21"/>
+              </w:rPr>
+              <w:t>103.75</w:t>
+            </w:r>
+          </w:p>
+        </w:tc>
+        <w:tc>
+          <w:p>
+            <w:pPr>
+              <w:jc w:val="both"/>
+            </w:pPr>
+            <w:r>
+              <w:rPr>
+                <w:rFonts w:ascii="Arial Unicode MS" w:hAnsi="Arial Unicode MS" w:eastAsia="Arial Unicode MS" w:cs="Arial Unicode MS"/>
+                <w:b w:val="0"/>
+                <w:color w:val="000000"/>
+                <w:sz w:val="21"/>
+              </w:rPr>
+              <w:t>90.63</w:t>
+            </w:r>
+          </w:p>
+        </w:tc>
+      </w:tr>
+      <w:tr>
+        <w:tc>
+          <w:p>
+            <w:pPr>
+              <w:jc w:val="both"/>
+            </w:pPr>
+            <w:r>
+              <w:rPr>
+                <w:rFonts w:ascii="Arial Unicode MS" w:hAnsi="Arial Unicode MS" w:eastAsia="Arial Unicode MS" w:cs="Arial Unicode MS"/>
+                <w:b w:val="0"/>
+                <w:color w:val="000000"/>
+                <w:sz w:val="21"/>
+              </w:rPr>
+              <w:t>第10百分位得分</w:t>
+            </w:r>
+          </w:p>
+        </w:tc>
+        <w:tc>
+          <w:p>
+            <w:pPr>
+              <w:jc w:val="both"/>
+            </w:pPr>
+            <w:r>
+              <w:rPr>
+                <w:rFonts w:ascii="Arial Unicode MS" w:hAnsi="Arial Unicode MS" w:eastAsia="Arial Unicode MS" w:cs="Arial Unicode MS"/>
+                <w:b w:val="0"/>
+                <w:color w:val="000000"/>
+                <w:sz w:val="21"/>
+              </w:rPr>
+              <w:t>111.90</w:t>
+            </w:r>
+          </w:p>
+        </w:tc>
+        <w:tc>
+          <w:p>
+            <w:pPr>
+              <w:jc w:val="both"/>
+            </w:pPr>
+            <w:r>
+              <w:rPr>
+                <w:rFonts w:ascii="Arial Unicode MS" w:hAnsi="Arial Unicode MS" w:eastAsia="Arial Unicode MS" w:cs="Arial Unicode MS"/>
+                <w:b w:val="0"/>
+                <w:color w:val="000000"/>
+                <w:sz w:val="21"/>
+              </w:rPr>
+              <w:t>19.90</w:t>
+            </w:r>
+          </w:p>
+        </w:tc>
+      </w:tr>
+      <w:tr>
+        <w:tc>
+          <w:p>
+            <w:pPr>
+              <w:jc w:val="both"/>
+            </w:pPr>
+            <w:r>
+              <w:rPr>
+                <w:rFonts w:ascii="Arial Unicode MS" w:hAnsi="Arial Unicode MS" w:eastAsia="Arial Unicode MS" w:cs="Arial Unicode MS"/>
+                <w:b w:val="0"/>
+                <w:color w:val="000000"/>
+                <w:sz w:val="21"/>
+              </w:rPr>
+              <w:t>第25百分位得分</w:t>
+            </w:r>
+          </w:p>
+        </w:tc>
+        <w:tc>
+          <w:p>
+            <w:pPr>
+              <w:jc w:val="both"/>
+            </w:pPr>
+            <w:r>
+              <w:rPr>
+                <w:rFonts w:ascii="Arial Unicode MS" w:hAnsi="Arial Unicode MS" w:eastAsia="Arial Unicode MS" w:cs="Arial Unicode MS"/>
+                <w:b w:val="0"/>
+                <w:color w:val="000000"/>
+                <w:sz w:val="21"/>
+              </w:rPr>
+              <w:t>210.00</w:t>
+            </w:r>
+          </w:p>
+        </w:tc>
+        <w:tc>
+          <w:p>
+            <w:pPr>
+              <w:jc w:val="both"/>
+            </w:pPr>
+            <w:r>
+              <w:rPr>
+                <w:rFonts w:ascii="Arial Unicode MS" w:hAnsi="Arial Unicode MS" w:eastAsia="Arial Unicode MS" w:cs="Arial Unicode MS"/>
+                <w:b w:val="0"/>
+                <w:color w:val="000000"/>
+                <w:sz w:val="21"/>
+              </w:rPr>
+              <w:t>36.75</w:t>
+            </w:r>
+          </w:p>
+        </w:tc>
+      </w:tr>
+      <w:tr>
+        <w:tc>
+          <w:p>
+            <w:pPr>
+              <w:jc w:val="both"/>
+            </w:pPr>
+            <w:r>
+              <w:rPr>
+                <w:rFonts w:ascii="Arial Unicode MS" w:hAnsi="Arial Unicode MS" w:eastAsia="Arial Unicode MS" w:cs="Arial Unicode MS"/>
+                <w:b w:val="0"/>
+                <w:color w:val="000000"/>
+                <w:sz w:val="21"/>
+              </w:rPr>
+              <w:t>低于50分的局数</w:t>
+            </w:r>
+          </w:p>
+        </w:tc>
+        <w:tc>
+          <w:p>
+            <w:pPr>
+              <w:jc w:val="both"/>
+            </w:pPr>
+            <w:r>
+              <w:rPr>
+                <w:rFonts w:ascii="Arial Unicode MS" w:hAnsi="Arial Unicode MS" w:eastAsia="Arial Unicode MS" w:cs="Arial Unicode MS"/>
+                <w:b w:val="0"/>
+                <w:color w:val="000000"/>
+                <w:sz w:val="21"/>
+              </w:rPr>
+              <w:t>1/30</w:t>
+            </w:r>
+          </w:p>
+        </w:tc>
+        <w:tc>
+          <w:p>
+            <w:pPr>
+              <w:jc w:val="both"/>
+            </w:pPr>
+            <w:r>
+              <w:rPr>
+                <w:rFonts w:ascii="Arial Unicode MS" w:hAnsi="Arial Unicode MS" w:eastAsia="Arial Unicode MS" w:cs="Arial Unicode MS"/>
+                <w:b w:val="0"/>
+                <w:color w:val="000000"/>
+                <w:sz w:val="21"/>
+              </w:rPr>
+              <w:t>9/30</w:t>
+            </w:r>
+          </w:p>
+        </w:tc>
+      </w:tr>
+      <w:tr>
+        <w:tc>
+          <w:p>
+            <w:pPr>
+              <w:jc w:val="both"/>
+            </w:pPr>
+            <w:r>
+              <w:rPr>
+                <w:rFonts w:ascii="Arial Unicode MS" w:hAnsi="Arial Unicode MS" w:eastAsia="Arial Unicode MS" w:cs="Arial Unicode MS"/>
+                <w:b w:val="0"/>
+                <w:color w:val="000000"/>
+                <w:sz w:val="21"/>
+              </w:rPr>
+              <w:t>低于50分的比例</w:t>
+            </w:r>
+          </w:p>
+        </w:tc>
+        <w:tc>
+          <w:p>
+            <w:pPr>
+              <w:jc w:val="both"/>
+            </w:pPr>
+            <w:r>
+              <w:rPr>
+                <w:rFonts w:ascii="Arial Unicode MS" w:hAnsi="Arial Unicode MS" w:eastAsia="Arial Unicode MS" w:cs="Arial Unicode MS"/>
+                <w:b w:val="0"/>
+                <w:color w:val="000000"/>
+                <w:sz w:val="21"/>
+              </w:rPr>
+              <w:t>3.33%</w:t>
+            </w:r>
+          </w:p>
+        </w:tc>
+        <w:tc>
+          <w:p>
+            <w:pPr>
+              <w:jc w:val="both"/>
+            </w:pPr>
+            <w:r>
+              <w:rPr>
+                <w:rFonts w:ascii="Arial Unicode MS" w:hAnsi="Arial Unicode MS" w:eastAsia="Arial Unicode MS" w:cs="Arial Unicode MS"/>
+                <w:b w:val="0"/>
+                <w:color w:val="000000"/>
+                <w:sz w:val="21"/>
+              </w:rPr>
+              <w:t>30.00%</w:t>
+            </w:r>
+          </w:p>
+        </w:tc>
+      </w:tr>
+      <w:tr>
+        <w:tc>
+          <w:p>
+            <w:pPr>
+              <w:jc w:val="both"/>
+            </w:pPr>
+            <w:r>
+              <w:rPr>
+                <w:rFonts w:ascii="Arial Unicode MS" w:hAnsi="Arial Unicode MS" w:eastAsia="Arial Unicode MS" w:cs="Arial Unicode MS"/>
+                <w:b w:val="0"/>
+                <w:color w:val="000000"/>
+                <w:sz w:val="21"/>
+              </w:rPr>
+              <w:t>最低分至最高分</w:t>
+            </w:r>
+          </w:p>
+        </w:tc>
+        <w:tc>
+          <w:p>
+            <w:pPr>
+              <w:jc w:val="both"/>
+            </w:pPr>
+            <w:r>
+              <w:rPr>
+                <w:rFonts w:ascii="Arial Unicode MS" w:hAnsi="Arial Unicode MS" w:eastAsia="Arial Unicode MS" w:cs="Arial Unicode MS"/>
+                <w:b w:val="0"/>
+                <w:color w:val="000000"/>
+                <w:sz w:val="21"/>
+              </w:rPr>
+              <w:t>36至444</w:t>
+            </w:r>
+          </w:p>
+        </w:tc>
+        <w:tc>
+          <w:p>
+            <w:pPr>
+              <w:jc w:val="both"/>
+            </w:pPr>
+            <w:r>
+              <w:rPr>
+                <w:rFonts w:ascii="Arial Unicode MS" w:hAnsi="Arial Unicode MS" w:eastAsia="Arial Unicode MS" w:cs="Arial Unicode MS"/>
+                <w:b w:val="0"/>
+                <w:color w:val="000000"/>
+                <w:sz w:val="21"/>
+              </w:rPr>
+              <w:t>3至345</w:t>
+            </w:r>
+          </w:p>
+        </w:tc>
+      </w:tr>
+      <w:tr>
+        <w:tc>
+          <w:p>
+            <w:pPr>
+              <w:jc w:val="both"/>
+            </w:pPr>
+            <w:r>
+              <w:rPr>
+                <w:rFonts w:ascii="Arial Unicode MS" w:hAnsi="Arial Unicode MS" w:eastAsia="Arial Unicode MS" w:cs="Arial Unicode MS"/>
+                <w:b w:val="0"/>
+                <w:color w:val="000000"/>
+                <w:sz w:val="21"/>
+              </w:rPr>
+              <w:t>时间截断局数</w:t>
+            </w:r>
+          </w:p>
+        </w:tc>
+        <w:tc>
+          <w:p>
+            <w:pPr>
+              <w:jc w:val="both"/>
+            </w:pPr>
+            <w:r>
+              <w:rPr>
+                <w:rFonts w:ascii="Arial Unicode MS" w:hAnsi="Arial Unicode MS" w:eastAsia="Arial Unicode MS" w:cs="Arial Unicode MS"/>
+                <w:b w:val="0"/>
+                <w:color w:val="000000"/>
+                <w:sz w:val="21"/>
+              </w:rPr>
+              <w:t>0</w:t>
+            </w:r>
+          </w:p>
+        </w:tc>
+        <w:tc>
+          <w:p>
+            <w:pPr>
+              <w:jc w:val="both"/>
+            </w:pPr>
+            <w:r>
+              <w:rPr>
+                <w:rFonts w:ascii="Arial Unicode MS" w:hAnsi="Arial Unicode MS" w:eastAsia="Arial Unicode MS" w:cs="Arial Unicode MS"/>
+                <w:b w:val="0"/>
+                <w:color w:val="000000"/>
+                <w:sz w:val="21"/>
+              </w:rPr>
+              <w:t>0</w:t>
+            </w:r>
+          </w:p>
+        </w:tc>
+      </w:tr>
+      <w:tr>
+        <w:tc>
+          <w:p>
+            <w:pPr>
+              <w:jc w:val="both"/>
+            </w:pPr>
+            <w:r>
+              <w:rPr>
+                <w:rFonts w:ascii="Arial Unicode MS" w:hAnsi="Arial Unicode MS" w:eastAsia="Arial Unicode MS" w:cs="Arial Unicode MS"/>
+                <w:b w:val="0"/>
+                <w:color w:val="000000"/>
+                <w:sz w:val="21"/>
+              </w:rPr>
+              <w:t>完整通关局数（864分）</w:t>
+            </w:r>
+          </w:p>
+        </w:tc>
+        <w:tc>
+          <w:p>
+            <w:pPr>
+              <w:jc w:val="both"/>
+            </w:pPr>
+            <w:r>
+              <w:rPr>
+                <w:rFonts w:ascii="Arial Unicode MS" w:hAnsi="Arial Unicode MS" w:eastAsia="Arial Unicode MS" w:cs="Arial Unicode MS"/>
+                <w:b w:val="0"/>
+                <w:color w:val="000000"/>
+                <w:sz w:val="21"/>
+              </w:rPr>
+              <w:t>0</w:t>
+            </w:r>
+          </w:p>
+        </w:tc>
+        <w:tc>
+          <w:p>
+            <w:pPr>
+              <w:jc w:val="both"/>
+            </w:pPr>
+            <w:r>
+              <w:rPr>
+                <w:rFonts w:ascii="Arial Unicode MS" w:hAnsi="Arial Unicode MS" w:eastAsia="Arial Unicode MS" w:cs="Arial Unicode MS"/>
+                <w:b w:val="0"/>
+                <w:color w:val="000000"/>
+                <w:sz w:val="21"/>
+              </w:rPr>
+              <w:t>0</w:t>
+            </w:r>
+          </w:p>
+        </w:tc>
+      </w:tr>
+    </w:tbl>
+    <w:p>
+      <w:pPr>
+        <w:spacing w:after="100" w:line="348" w:lineRule="auto"/>
+        <w:ind w:firstLine="420"/>
+        <w:jc w:val="both"/>
+      </w:pPr>
+      <w:r>
+        <w:rPr>
+          <w:rFonts w:ascii="Arial Unicode MS" w:hAnsi="Arial Unicode MS" w:eastAsia="Arial Unicode MS" w:cs="Arial Unicode MS"/>
+          <w:b w:val="0"/>
+          <w:color w:val="000000"/>
+          <w:sz w:val="21"/>
+        </w:rPr>
+        <w:t>最佳模型的绝对标准差仍达到103.75，且两模型均没有完整通关。因此，低分风险下降仍伴随局间波动，不能表述为稳定通关。</w:t>
+      </w:r>
+    </w:p>
+    <w:p>
+      <w:pPr>
+        <w:spacing w:after="100" w:line="348" w:lineRule="auto"/>
+        <w:ind w:firstLine="420"/>
+        <w:jc w:val="both"/>
+      </w:pPr>
+      <w:r>
+        <w:rPr>
+          <w:rFonts w:ascii="Arial Unicode MS" w:hAnsi="Arial Unicode MS" w:eastAsia="Arial Unicode MS" w:cs="Arial Unicode MS"/>
+          <w:b w:val="0"/>
+          <w:color w:val="000000"/>
+          <w:sz w:val="21"/>
+        </w:rPr>
+        <w:t>逐种子配对差显示最佳模型胜出28/30局，但在种子42001和42013上分别少得198分和9分。均值差为137.87分，改善未覆盖每个开局。按完整种子对重采样20000次，百分位Bootstrap 95%区间为[95.77,177.43]分，随机数种子为20261017。该区间仅描述固定两模型在当前开发样本上的配对差变异，不覆盖独立重复训练的变异，也不替代最终留出测试。</w:t>
+      </w:r>
+    </w:p>
+    <w:p>
+      <w:pPr>
+        <w:keepNext/>
+        <w:spacing w:before="80" w:after="0"/>
+        <w:jc w:val="center"/>
+      </w:pPr>
+      <w:r>
+        <w:drawing>
+          <wp:inline xmlns:a="http://schemas.openxmlformats.org/drawingml/2006/main" xmlns:pic="http://schemas.openxmlformats.org/drawingml/2006/picture">
+            <wp:extent cx="5760720" cy="2822753"/>
+            <wp:docPr id="104" name="score_robustness.png" descr="图8  低分风险与排序配对差：经验累积分布和逐种子收益"/>
+            <wp:cNvGraphicFramePr>
+              <a:graphicFrameLocks noChangeAspect="1"/>
+            </wp:cNvGraphicFramePr>
+            <a:graphic>
+              <a:graphicData uri="http://schemas.openxmlformats.org/drawingml/2006/picture">
+                <pic:pic>
+                  <pic:nvPicPr>
+                    <pic:cNvPr id="104" name="score_robustness.png" descr="图8  低分风险与排序配对差：经验累积分布和逐种子收益"/>
+                    <pic:cNvPicPr/>
+                  </pic:nvPicPr>
+                  <pic:blipFill>
+                    <a:blip r:embed="rIdReportRobustness"/>
+                    <a:stretch>
+                      <a:fillRect/>
+                    </a:stretch>
+                  </pic:blipFill>
+                  <pic:spPr>
+                    <a:xfrm>
+                      <a:off x="0" y="0"/>
+                      <a:ext cx="5760720" cy="2822753"/>
+                    </a:xfrm>
+                    <a:prstGeom prst="rect"/>
+                  </pic:spPr>
+                </pic:pic>
+              </a:graphicData>
+            </a:graphic>
+          </wp:inline>
+        </w:drawing>
+      </w:r>
+    </w:p>
+    <w:p>
+      <w:pPr>
+        <w:pStyle w:val="Caption"/>
+        <w:keepNext w:val="0"/>
+        <w:spacing w:before="60" w:after="140"/>
+        <w:jc w:val="center"/>
+      </w:pPr>
+      <w:r>
+        <w:rPr>
+          <w:rFonts w:ascii="Arial Unicode MS" w:hAnsi="Arial Unicode MS" w:eastAsia="Arial Unicode MS" w:cs="Arial Unicode MS"/>
+          <w:b w:val="0"/>
+          <w:color w:val="666666"/>
+          <w:sz w:val="18"/>
+        </w:rPr>
+        <w:t>图8  低分风险与排序配对差：经验累积分布和逐种子收益</w:t>
       </w:r>
     </w:p>
     <w:p>
@@ -5442,6 +6223,80 @@
           <w:sz w:val="21"/>
         </w:rPr>
         <w:t>开发评估和网页演示共同说明，模型已经形成了能够接球并持续击砖的控制行为。与上一轮最终模型相比，推荐模型在同一组30个开发种子上的均分和中位数都明显更高，提升并非只来自一局偶然高分。训练、评估和演示均使用相同物理版本和图像预处理，因此该比较没有混入环境规则变化。</w:t>
+      </w:r>
+    </w:p>
+    <w:p>
+      <w:pPr>
+        <w:keepNext/>
+        <w:spacing w:before="80" w:after="0"/>
+        <w:jc w:val="center"/>
+      </w:pPr>
+      <w:r>
+        <w:drawing>
+          <wp:inline xmlns:a="http://schemas.openxmlformats.org/drawingml/2006/main" xmlns:pic="http://schemas.openxmlformats.org/drawingml/2006/picture">
+            <wp:extent cx="5760720" cy="2765146"/>
+            <wp:docPr id="102" name="behavior_sequence.png" descr="图7  同一局中的成功接球与失球连续帧（种子42000，采样间隔0.2秒）"/>
+            <wp:cNvGraphicFramePr>
+              <a:graphicFrameLocks noChangeAspect="1"/>
+            </wp:cNvGraphicFramePr>
+            <a:graphic>
+              <a:graphicData uri="http://schemas.openxmlformats.org/drawingml/2006/picture">
+                <pic:pic>
+                  <pic:nvPicPr>
+                    <pic:cNvPr id="102" name="behavior_sequence.png" descr="图7  同一局中的成功接球与失球连续帧（种子42000，采样间隔0.2秒）"/>
+                    <pic:cNvPicPr/>
+                  </pic:nvPicPr>
+                  <pic:blipFill>
+                    <a:blip r:embed="rIdReportBehavior"/>
+                    <a:stretch>
+                      <a:fillRect/>
+                    </a:stretch>
+                  </pic:blipFill>
+                  <pic:spPr>
+                    <a:xfrm>
+                      <a:off x="0" y="0"/>
+                      <a:ext cx="5760720" cy="2765146"/>
+                    </a:xfrm>
+                    <a:prstGeom prst="rect"/>
+                  </pic:spPr>
+                </pic:pic>
+              </a:graphicData>
+            </a:graphic>
+          </wp:inline>
+        </w:drawing>
+      </w:r>
+    </w:p>
+    <w:p>
+      <w:pPr>
+        <w:pStyle w:val="Caption"/>
+        <w:keepNext w:val="0"/>
+        <w:spacing w:before="60" w:after="140"/>
+        <w:jc w:val="center"/>
+      </w:pPr>
+      <w:r>
+        <w:rPr>
+          <w:rFonts w:ascii="Arial Unicode MS" w:hAnsi="Arial Unicode MS" w:eastAsia="Arial Unicode MS" w:cs="Arial Unicode MS"/>
+          <w:b w:val="0"/>
+          <w:color w:val="666666"/>
+          <w:sz w:val="18"/>
+        </w:rPr>
+        <w:t>图9  同一局中的成功接球与失球连续帧（种子42000，采样间隔0.2秒）</w:t>
+      </w:r>
+    </w:p>
+    <w:p>
+      <w:pPr>
+        <w:spacing w:after="100" w:line="348" w:lineRule="auto"/>
+        <w:ind w:firstLine="420"/>
+        <w:jc w:val="both"/>
+      </w:pPr>
+      <w:r>
+        <w:rPr>
+          <w:rFonts w:ascii="Arial Unicode MS" w:hAnsi="Arial Unicode MS" w:eastAsia="Arial Unicode MS" w:cs="Arial Unicode MS"/>
+          <w:b w:val="0"/>
+          <w:color w:val="000000"/>
+          <w:sz w:val="21"/>
+        </w:rPr>
+        <w:t>图9取自推荐最佳模型的同一局游戏。上排小球下降时挡板向接触位置移动，随后小球反弹向上；下排小球靠近右边界时超出挡板覆盖范围，落到挡板下方，生命由5减为4。画面裁取y=135至210区域，黄圈标注小球，蓝箭头表示相邻采样间的挡板位移。单个成功片段不能证明模型具备精确落点预测能力，这些帧也不足以解释所有失球原因。</w:t>
       </w:r>
     </w:p>
     <w:p>
@@ -5690,119 +6545,6 @@
           <w:sz w:val="21"/>
         </w:rPr>
         <w:t>当前推荐模型在50局开发评估中的最高均分为283.48，在额外30个开发种子上的均分为260.27、中位数为257.00，优于上一轮最终模型的122.40。与此同时，后续训练多次出现退化，三步回报和扩大回放也未超过起点。这些结果表明模型已经形成可用策略，但DQN训练仍存在明显波动。最终结论需要在冻结模型后完成随机基线和留出测试。</w:t>
-      </w:r>
-    </w:p>
-    <w:p>
-      <w:pPr>
-        <w:pStyle w:val="Heading1"/>
-      </w:pPr>
-      <w:r>
-        <w:t>参考文献</w:t>
-      </w:r>
-    </w:p>
-    <w:p>
-      <w:pPr>
-        <w:spacing w:after="100"/>
-        <w:ind w:left="312" w:hanging="312"/>
-      </w:pPr>
-      <w:r>
-        <w:rPr>
-          <w:rFonts w:ascii="Arial Unicode MS" w:hAnsi="Arial Unicode MS" w:eastAsia="Arial Unicode MS" w:cs="Arial Unicode MS"/>
-          <w:b w:val="0"/>
-          <w:color w:val="000000"/>
-          <w:sz w:val="19"/>
-        </w:rPr>
-        <w:t xml:space="preserve">[1] Mnih V et al. Human level control through deep reinforcement learning. Nature 518, 529–533, 2015. </w:t>
-      </w:r>
-      <w:hyperlink r:id="rId19">
-        <w:r>
-          <w:rPr>
-            <w:color w:val="1F4E78"/>
-            <w:u w:val="single"/>
-            <w:rFonts w:ascii="Arial Unicode MS" w:hAnsi="Arial Unicode MS" w:eastAsia="Arial Unicode MS"/>
-          </w:rPr>
-          <w:t>https://doi.org/10.1038/nature14236</w:t>
-        </w:r>
-      </w:hyperlink>
-    </w:p>
-    <w:p>
-      <w:pPr>
-        <w:spacing w:after="100"/>
-        <w:ind w:left="312" w:hanging="312"/>
-      </w:pPr>
-      <w:r>
-        <w:rPr>
-          <w:rFonts w:ascii="Arial Unicode MS" w:hAnsi="Arial Unicode MS" w:eastAsia="Arial Unicode MS" w:cs="Arial Unicode MS"/>
-          <w:b w:val="0"/>
-          <w:color w:val="000000"/>
-          <w:sz w:val="19"/>
-        </w:rPr>
-        <w:t xml:space="preserve">[2] Stable Baselines3 Documentation. DQN. </w:t>
-      </w:r>
-      <w:hyperlink r:id="rId20">
-        <w:r>
-          <w:rPr>
-            <w:color w:val="1F4E78"/>
-            <w:u w:val="single"/>
-            <w:rFonts w:ascii="Arial Unicode MS" w:hAnsi="Arial Unicode MS" w:eastAsia="Arial Unicode MS"/>
-          </w:rPr>
-          <w:t>https://stable-baselines3.readthedocs.io/en/master/modules/dqn.html</w:t>
-        </w:r>
-      </w:hyperlink>
-    </w:p>
-    <w:p>
-      <w:pPr>
-        <w:spacing w:after="100"/>
-        <w:ind w:left="312" w:hanging="312"/>
-      </w:pPr>
-      <w:r>
-        <w:rPr>
-          <w:rFonts w:ascii="Arial Unicode MS" w:hAnsi="Arial Unicode MS" w:eastAsia="Arial Unicode MS" w:cs="Arial Unicode MS"/>
-          <w:b w:val="0"/>
-          <w:color w:val="000000"/>
-          <w:sz w:val="19"/>
-        </w:rPr>
-        <w:t xml:space="preserve">[3] Gymnasium Documentation. </w:t>
-      </w:r>
-      <w:hyperlink r:id="rId21">
-        <w:r>
-          <w:rPr>
-            <w:color w:val="1F4E78"/>
-            <w:u w:val="single"/>
-            <w:rFonts w:ascii="Arial Unicode MS" w:hAnsi="Arial Unicode MS" w:eastAsia="Arial Unicode MS"/>
-          </w:rPr>
-          <w:t>https://gymnasium.farama.org/</w:t>
-        </w:r>
-      </w:hyperlink>
-    </w:p>
-    <w:p>
-      <w:pPr>
-        <w:spacing w:after="100"/>
-        <w:ind w:left="312" w:hanging="312"/>
-      </w:pPr>
-      <w:r>
-        <w:rPr>
-          <w:rFonts w:ascii="Arial Unicode MS" w:hAnsi="Arial Unicode MS" w:eastAsia="Arial Unicode MS" w:cs="Arial Unicode MS"/>
-          <w:b w:val="0"/>
-          <w:color w:val="000000"/>
-          <w:sz w:val="19"/>
-        </w:rPr>
-        <w:t>[4] 项目README与修改汇总. README.md CHANGE_SUMMARY.md.</w:t>
-      </w:r>
-    </w:p>
-    <w:p>
-      <w:pPr>
-        <w:spacing w:after="100"/>
-        <w:ind w:left="312" w:hanging="312"/>
-      </w:pPr>
-      <w:r>
-        <w:rPr>
-          <w:rFonts w:ascii="Arial Unicode MS" w:hAnsi="Arial Unicode MS" w:eastAsia="Arial Unicode MS" w:cs="Arial Unicode MS"/>
-          <w:b w:val="0"/>
-          <w:color w:val="000000"/>
-          <w:sz w:val="19"/>
-        </w:rPr>
-        <w:t>[5] 项目源代码与配置. src目录 configs目录 tests目录.</w:t>
       </w:r>
     </w:p>
     <w:sectPr>
